--- a/swdversion.docx
+++ b/swdversion.docx
@@ -26,6 +26,418 @@
         </w:rPr>
         <w:t>Application of Learning Answers</w:t>
       </w:r>
+    </w:p>
+    <w:p>
+      <w:pPr>
+        <w:spacing w:before="100" w:beforeAutospacing="1" w:after="100" w:afterAutospacing="1" w:line="240" w:lineRule="auto"/>
+        <w:rPr>
+          <w:rFonts w:ascii="Times New Roman" w:eastAsia="Times New Roman" w:hAnsi="Times New Roman" w:cs="Times New Roman"/>
+          <w:sz w:val="24"/>
+          <w:szCs w:val="24"/>
+        </w:rPr>
+      </w:pPr>
+      <w:r>
+        <w:rPr>
+          <w:rFonts w:ascii="Times New Roman" w:eastAsia="Times New Roman" w:hAnsi="Times New Roman" w:cs="Times New Roman"/>
+          <w:sz w:val="24"/>
+          <w:szCs w:val="24"/>
+        </w:rPr>
+        <w:t>Prepared by:</w:t>
+      </w:r>
+    </w:p>
+    <w:p>
+      <w:pPr>
+        <w:numPr>
+          <w:ilvl w:val="0"/>
+          <w:numId w:val="37"/>
+        </w:numPr>
+        <w:spacing w:before="100" w:beforeAutospacing="1" w:after="100" w:afterAutospacing="1" w:line="240" w:lineRule="auto"/>
+        <w:rPr>
+          <w:rFonts w:ascii="Times New Roman" w:eastAsia="Times New Roman" w:hAnsi="Times New Roman" w:cs="Times New Roman"/>
+          <w:sz w:val="24"/>
+          <w:szCs w:val="24"/>
+        </w:rPr>
+      </w:pPr>
+      <w:r>
+        <w:rPr>
+          <w:rFonts w:ascii="Times New Roman" w:eastAsia="Times New Roman" w:hAnsi="Times New Roman" w:cs="Times New Roman"/>
+          <w:sz w:val="24"/>
+          <w:szCs w:val="24"/>
+        </w:rPr>
+        <w:t xml:space="preserve">IRADUKUNDA Marie </w:t>
+      </w:r>
+      <w:proofErr w:type="spellStart"/>
+      <w:r>
+        <w:rPr>
+          <w:rFonts w:ascii="Times New Roman" w:eastAsia="Times New Roman" w:hAnsi="Times New Roman" w:cs="Times New Roman"/>
+          <w:sz w:val="24"/>
+          <w:szCs w:val="24"/>
+        </w:rPr>
+        <w:t>Noella</w:t>
+      </w:r>
+      <w:proofErr w:type="spellEnd"/>
+      <w:r>
+        <w:rPr>
+          <w:rFonts w:ascii="Times New Roman" w:eastAsia="Times New Roman" w:hAnsi="Times New Roman" w:cs="Times New Roman"/>
+          <w:sz w:val="24"/>
+          <w:szCs w:val="24"/>
+        </w:rPr>
+        <w:t xml:space="preserve"> </w:t>
+      </w:r>
+    </w:p>
+    <w:p>
+      <w:pPr>
+        <w:numPr>
+          <w:ilvl w:val="0"/>
+          <w:numId w:val="37"/>
+        </w:numPr>
+        <w:spacing w:before="100" w:beforeAutospacing="1" w:after="100" w:afterAutospacing="1" w:line="240" w:lineRule="auto"/>
+        <w:rPr>
+          <w:rFonts w:ascii="Times New Roman" w:eastAsia="Times New Roman" w:hAnsi="Times New Roman" w:cs="Times New Roman"/>
+          <w:sz w:val="24"/>
+          <w:szCs w:val="24"/>
+        </w:rPr>
+      </w:pPr>
+      <w:proofErr w:type="spellStart"/>
+      <w:r>
+        <w:rPr>
+          <w:rFonts w:ascii="Times New Roman" w:eastAsia="Times New Roman" w:hAnsi="Times New Roman" w:cs="Times New Roman"/>
+          <w:sz w:val="24"/>
+          <w:szCs w:val="24"/>
+        </w:rPr>
+        <w:t>Manishimwe</w:t>
+      </w:r>
+      <w:proofErr w:type="spellEnd"/>
+      <w:r>
+        <w:rPr>
+          <w:rFonts w:ascii="Times New Roman" w:eastAsia="Times New Roman" w:hAnsi="Times New Roman" w:cs="Times New Roman"/>
+          <w:sz w:val="24"/>
+          <w:szCs w:val="24"/>
+        </w:rPr>
+        <w:t xml:space="preserve"> </w:t>
+      </w:r>
+      <w:proofErr w:type="spellStart"/>
+      <w:r>
+        <w:rPr>
+          <w:rFonts w:ascii="Times New Roman" w:eastAsia="Times New Roman" w:hAnsi="Times New Roman" w:cs="Times New Roman"/>
+          <w:sz w:val="24"/>
+          <w:szCs w:val="24"/>
+        </w:rPr>
+        <w:t>Louange</w:t>
+      </w:r>
+      <w:proofErr w:type="spellEnd"/>
+      <w:r>
+        <w:rPr>
+          <w:rFonts w:ascii="Times New Roman" w:eastAsia="Times New Roman" w:hAnsi="Times New Roman" w:cs="Times New Roman"/>
+          <w:sz w:val="24"/>
+          <w:szCs w:val="24"/>
+        </w:rPr>
+        <w:t xml:space="preserve"> </w:t>
+      </w:r>
+    </w:p>
+    <w:p>
+      <w:pPr>
+        <w:numPr>
+          <w:ilvl w:val="0"/>
+          <w:numId w:val="37"/>
+        </w:numPr>
+        <w:spacing w:before="100" w:beforeAutospacing="1" w:after="100" w:afterAutospacing="1" w:line="240" w:lineRule="auto"/>
+        <w:rPr>
+          <w:rFonts w:ascii="Times New Roman" w:eastAsia="Times New Roman" w:hAnsi="Times New Roman" w:cs="Times New Roman"/>
+          <w:sz w:val="24"/>
+          <w:szCs w:val="24"/>
+        </w:rPr>
+      </w:pPr>
+      <w:r>
+        <w:rPr>
+          <w:rFonts w:ascii="Times New Roman" w:eastAsia="Times New Roman" w:hAnsi="Times New Roman" w:cs="Times New Roman"/>
+          <w:sz w:val="24"/>
+          <w:szCs w:val="24"/>
+        </w:rPr>
+        <w:t xml:space="preserve">NDIZEYE Innocent </w:t>
+      </w:r>
+    </w:p>
+    <w:p>
+      <w:pPr>
+        <w:numPr>
+          <w:ilvl w:val="0"/>
+          <w:numId w:val="37"/>
+        </w:numPr>
+        <w:spacing w:before="100" w:beforeAutospacing="1" w:after="100" w:afterAutospacing="1" w:line="240" w:lineRule="auto"/>
+        <w:rPr>
+          <w:rFonts w:ascii="Times New Roman" w:eastAsia="Times New Roman" w:hAnsi="Times New Roman" w:cs="Times New Roman"/>
+          <w:sz w:val="24"/>
+          <w:szCs w:val="24"/>
+        </w:rPr>
+      </w:pPr>
+      <w:r>
+        <w:rPr>
+          <w:rFonts w:ascii="Times New Roman" w:eastAsia="Times New Roman" w:hAnsi="Times New Roman" w:cs="Times New Roman"/>
+          <w:sz w:val="24"/>
+          <w:szCs w:val="24"/>
+        </w:rPr>
+        <w:t xml:space="preserve">UWASE </w:t>
+      </w:r>
+      <w:proofErr w:type="spellStart"/>
+      <w:r>
+        <w:rPr>
+          <w:rFonts w:ascii="Times New Roman" w:eastAsia="Times New Roman" w:hAnsi="Times New Roman" w:cs="Times New Roman"/>
+          <w:sz w:val="24"/>
+          <w:szCs w:val="24"/>
+        </w:rPr>
+        <w:t>Cyizere</w:t>
+      </w:r>
+      <w:proofErr w:type="spellEnd"/>
+      <w:r>
+        <w:rPr>
+          <w:rFonts w:ascii="Times New Roman" w:eastAsia="Times New Roman" w:hAnsi="Times New Roman" w:cs="Times New Roman"/>
+          <w:sz w:val="24"/>
+          <w:szCs w:val="24"/>
+        </w:rPr>
+        <w:t xml:space="preserve"> </w:t>
+      </w:r>
+      <w:proofErr w:type="spellStart"/>
+      <w:r>
+        <w:rPr>
+          <w:rFonts w:ascii="Times New Roman" w:eastAsia="Times New Roman" w:hAnsi="Times New Roman" w:cs="Times New Roman"/>
+          <w:sz w:val="24"/>
+          <w:szCs w:val="24"/>
+        </w:rPr>
+        <w:t>Nadege</w:t>
+      </w:r>
+      <w:proofErr w:type="spellEnd"/>
+      <w:r>
+        <w:rPr>
+          <w:rFonts w:ascii="Times New Roman" w:eastAsia="Times New Roman" w:hAnsi="Times New Roman" w:cs="Times New Roman"/>
+          <w:sz w:val="24"/>
+          <w:szCs w:val="24"/>
+        </w:rPr>
+        <w:t xml:space="preserve"> </w:t>
+      </w:r>
+    </w:p>
+    <w:p>
+      <w:pPr>
+        <w:numPr>
+          <w:ilvl w:val="0"/>
+          <w:numId w:val="37"/>
+        </w:numPr>
+        <w:spacing w:before="100" w:beforeAutospacing="1" w:after="100" w:afterAutospacing="1" w:line="240" w:lineRule="auto"/>
+        <w:rPr>
+          <w:rFonts w:ascii="Times New Roman" w:eastAsia="Times New Roman" w:hAnsi="Times New Roman" w:cs="Times New Roman"/>
+          <w:sz w:val="24"/>
+          <w:szCs w:val="24"/>
+        </w:rPr>
+      </w:pPr>
+      <w:r>
+        <w:rPr>
+          <w:rFonts w:ascii="Times New Roman" w:eastAsia="Times New Roman" w:hAnsi="Times New Roman" w:cs="Times New Roman"/>
+          <w:sz w:val="24"/>
+          <w:szCs w:val="24"/>
+        </w:rPr>
+        <w:t xml:space="preserve">RUKUNDO Prince </w:t>
+      </w:r>
+    </w:p>
+    <w:p>
+      <w:pPr>
+        <w:numPr>
+          <w:ilvl w:val="0"/>
+          <w:numId w:val="37"/>
+        </w:numPr>
+        <w:spacing w:before="100" w:beforeAutospacing="1" w:after="100" w:afterAutospacing="1" w:line="240" w:lineRule="auto"/>
+        <w:rPr>
+          <w:rFonts w:ascii="Times New Roman" w:eastAsia="Times New Roman" w:hAnsi="Times New Roman" w:cs="Times New Roman"/>
+          <w:sz w:val="24"/>
+          <w:szCs w:val="24"/>
+        </w:rPr>
+      </w:pPr>
+      <w:r>
+        <w:rPr>
+          <w:rFonts w:ascii="Times New Roman" w:eastAsia="Times New Roman" w:hAnsi="Times New Roman" w:cs="Times New Roman"/>
+          <w:sz w:val="24"/>
+          <w:szCs w:val="24"/>
+        </w:rPr>
+        <w:t xml:space="preserve">MURAGIJIMANA </w:t>
+      </w:r>
+      <w:proofErr w:type="spellStart"/>
+      <w:r>
+        <w:rPr>
+          <w:rFonts w:ascii="Times New Roman" w:eastAsia="Times New Roman" w:hAnsi="Times New Roman" w:cs="Times New Roman"/>
+          <w:sz w:val="24"/>
+          <w:szCs w:val="24"/>
+        </w:rPr>
+        <w:t>Gentille</w:t>
+      </w:r>
+      <w:proofErr w:type="spellEnd"/>
+      <w:r>
+        <w:rPr>
+          <w:rFonts w:ascii="Times New Roman" w:eastAsia="Times New Roman" w:hAnsi="Times New Roman" w:cs="Times New Roman"/>
+          <w:sz w:val="24"/>
+          <w:szCs w:val="24"/>
+        </w:rPr>
+        <w:t xml:space="preserve"> </w:t>
+      </w:r>
+    </w:p>
+    <w:p>
+      <w:pPr>
+        <w:numPr>
+          <w:ilvl w:val="0"/>
+          <w:numId w:val="37"/>
+        </w:numPr>
+        <w:spacing w:before="100" w:beforeAutospacing="1" w:after="100" w:afterAutospacing="1" w:line="240" w:lineRule="auto"/>
+        <w:rPr>
+          <w:rFonts w:ascii="Times New Roman" w:eastAsia="Times New Roman" w:hAnsi="Times New Roman" w:cs="Times New Roman"/>
+          <w:sz w:val="24"/>
+          <w:szCs w:val="24"/>
+        </w:rPr>
+      </w:pPr>
+      <w:r>
+        <w:rPr>
+          <w:rFonts w:ascii="Times New Roman" w:eastAsia="Times New Roman" w:hAnsi="Times New Roman" w:cs="Times New Roman"/>
+          <w:sz w:val="24"/>
+          <w:szCs w:val="24"/>
+        </w:rPr>
+        <w:t xml:space="preserve">KATUSHABE Valentine </w:t>
+      </w:r>
+    </w:p>
+    <w:p>
+      <w:pPr>
+        <w:numPr>
+          <w:ilvl w:val="0"/>
+          <w:numId w:val="37"/>
+        </w:numPr>
+        <w:spacing w:before="100" w:beforeAutospacing="1" w:after="100" w:afterAutospacing="1" w:line="240" w:lineRule="auto"/>
+        <w:rPr>
+          <w:rFonts w:ascii="Times New Roman" w:eastAsia="Times New Roman" w:hAnsi="Times New Roman" w:cs="Times New Roman"/>
+          <w:sz w:val="24"/>
+          <w:szCs w:val="24"/>
+        </w:rPr>
+      </w:pPr>
+      <w:r>
+        <w:rPr>
+          <w:rFonts w:ascii="Times New Roman" w:eastAsia="Times New Roman" w:hAnsi="Times New Roman" w:cs="Times New Roman"/>
+          <w:sz w:val="24"/>
+          <w:szCs w:val="24"/>
+        </w:rPr>
+        <w:t xml:space="preserve">RUGAMBA Jackson </w:t>
+      </w:r>
+    </w:p>
+    <w:p>
+      <w:pPr>
+        <w:numPr>
+          <w:ilvl w:val="0"/>
+          <w:numId w:val="37"/>
+        </w:numPr>
+        <w:spacing w:before="100" w:beforeAutospacing="1" w:after="100" w:afterAutospacing="1" w:line="240" w:lineRule="auto"/>
+        <w:rPr>
+          <w:rFonts w:ascii="Times New Roman" w:eastAsia="Times New Roman" w:hAnsi="Times New Roman" w:cs="Times New Roman"/>
+          <w:sz w:val="24"/>
+          <w:szCs w:val="24"/>
+        </w:rPr>
+      </w:pPr>
+      <w:r>
+        <w:rPr>
+          <w:rFonts w:ascii="Times New Roman" w:eastAsia="Times New Roman" w:hAnsi="Times New Roman" w:cs="Times New Roman"/>
+          <w:sz w:val="24"/>
+          <w:szCs w:val="24"/>
+        </w:rPr>
+        <w:t xml:space="preserve">MASENGESHO </w:t>
+      </w:r>
+      <w:proofErr w:type="spellStart"/>
+      <w:r>
+        <w:rPr>
+          <w:rFonts w:ascii="Times New Roman" w:eastAsia="Times New Roman" w:hAnsi="Times New Roman" w:cs="Times New Roman"/>
+          <w:sz w:val="24"/>
+          <w:szCs w:val="24"/>
+        </w:rPr>
+        <w:t>Anitha</w:t>
+      </w:r>
+      <w:proofErr w:type="spellEnd"/>
+      <w:r>
+        <w:rPr>
+          <w:rFonts w:ascii="Times New Roman" w:eastAsia="Times New Roman" w:hAnsi="Times New Roman" w:cs="Times New Roman"/>
+          <w:sz w:val="24"/>
+          <w:szCs w:val="24"/>
+        </w:rPr>
+        <w:t xml:space="preserve"> </w:t>
+      </w:r>
+    </w:p>
+    <w:p>
+      <w:pPr>
+        <w:numPr>
+          <w:ilvl w:val="0"/>
+          <w:numId w:val="37"/>
+        </w:numPr>
+        <w:spacing w:before="100" w:beforeAutospacing="1" w:after="100" w:afterAutospacing="1" w:line="240" w:lineRule="auto"/>
+        <w:rPr>
+          <w:rFonts w:ascii="Times New Roman" w:eastAsia="Times New Roman" w:hAnsi="Times New Roman" w:cs="Times New Roman"/>
+          <w:sz w:val="24"/>
+          <w:szCs w:val="24"/>
+        </w:rPr>
+      </w:pPr>
+      <w:r>
+        <w:rPr>
+          <w:rFonts w:ascii="Times New Roman" w:eastAsia="Times New Roman" w:hAnsi="Times New Roman" w:cs="Times New Roman"/>
+          <w:sz w:val="24"/>
+          <w:szCs w:val="24"/>
+        </w:rPr>
+        <w:t xml:space="preserve">UMWARI </w:t>
+      </w:r>
+      <w:proofErr w:type="spellStart"/>
+      <w:r>
+        <w:rPr>
+          <w:rFonts w:ascii="Times New Roman" w:eastAsia="Times New Roman" w:hAnsi="Times New Roman" w:cs="Times New Roman"/>
+          <w:sz w:val="24"/>
+          <w:szCs w:val="24"/>
+        </w:rPr>
+        <w:t>Benitha</w:t>
+      </w:r>
+      <w:proofErr w:type="spellEnd"/>
+      <w:r>
+        <w:rPr>
+          <w:rFonts w:ascii="Times New Roman" w:eastAsia="Times New Roman" w:hAnsi="Times New Roman" w:cs="Times New Roman"/>
+          <w:sz w:val="24"/>
+          <w:szCs w:val="24"/>
+        </w:rPr>
+        <w:t xml:space="preserve"> </w:t>
+      </w:r>
+    </w:p>
+    <w:p>
+      <w:pPr>
+        <w:numPr>
+          <w:ilvl w:val="0"/>
+          <w:numId w:val="37"/>
+        </w:numPr>
+        <w:spacing w:before="100" w:beforeAutospacing="1" w:after="100" w:afterAutospacing="1" w:line="240" w:lineRule="auto"/>
+        <w:rPr>
+          <w:rFonts w:ascii="Times New Roman" w:eastAsia="Times New Roman" w:hAnsi="Times New Roman" w:cs="Times New Roman"/>
+          <w:sz w:val="24"/>
+          <w:szCs w:val="24"/>
+        </w:rPr>
+      </w:pPr>
+      <w:r>
+        <w:rPr>
+          <w:rFonts w:ascii="Times New Roman" w:eastAsia="Times New Roman" w:hAnsi="Times New Roman" w:cs="Times New Roman"/>
+          <w:sz w:val="24"/>
+          <w:szCs w:val="24"/>
+        </w:rPr>
+        <w:t xml:space="preserve">AGABA Pride </w:t>
+      </w:r>
+    </w:p>
+    <w:p>
+      <w:pPr>
+        <w:spacing w:before="100" w:beforeAutospacing="1" w:after="100" w:afterAutospacing="1" w:line="240" w:lineRule="auto"/>
+        <w:outlineLvl w:val="0"/>
+        <w:rPr>
+          <w:rFonts w:ascii="Times New Roman" w:eastAsia="Times New Roman" w:hAnsi="Times New Roman" w:cs="Times New Roman"/>
+          <w:b/>
+          <w:bCs/>
+          <w:kern w:val="36"/>
+          <w:sz w:val="48"/>
+          <w:szCs w:val="48"/>
+        </w:rPr>
+      </w:pPr>
+      <w:bookmarkStart w:id="0" w:name="_GoBack"/>
+      <w:bookmarkEnd w:id="0"/>
     </w:p>
     <w:p>
       <w:pPr>
@@ -523,6 +935,7 @@
           <w:sz w:val="36"/>
           <w:szCs w:val="36"/>
         </w:rPr>
+        <w:lastRenderedPageBreak/>
         <w:t xml:space="preserve">1.2 </w:t>
       </w:r>
       <w:proofErr w:type="spellStart"/>
@@ -939,7 +1352,6 @@
           <w:sz w:val="20"/>
           <w:szCs w:val="20"/>
         </w:rPr>
-        <w:lastRenderedPageBreak/>
         <w:t>.</w:t>
       </w:r>
       <w:proofErr w:type="spellStart"/>
@@ -1536,6 +1948,7 @@
           <w:sz w:val="20"/>
           <w:szCs w:val="20"/>
         </w:rPr>
+        <w:lastRenderedPageBreak/>
         <w:t>git</w:t>
       </w:r>
       <w:proofErr w:type="spellEnd"/>
@@ -1824,7 +2237,6 @@
           <w:sz w:val="24"/>
           <w:szCs w:val="24"/>
         </w:rPr>
-        <w:lastRenderedPageBreak/>
         <w:t xml:space="preserve">Check status: </w:t>
       </w:r>
     </w:p>
@@ -2320,6 +2732,7 @@
           <w:sz w:val="24"/>
           <w:szCs w:val="24"/>
         </w:rPr>
+        <w:lastRenderedPageBreak/>
         <w:t xml:space="preserve">Switch branch: </w:t>
       </w:r>
     </w:p>
@@ -2624,7 +3037,6 @@
           <w:sz w:val="24"/>
           <w:szCs w:val="24"/>
         </w:rPr>
-        <w:lastRenderedPageBreak/>
         <w:pict>
           <v:rect id="_x0000_i1030" style="width:0;height:1.5pt" o:hralign="center" o:hrstd="t" o:hr="t" fillcolor="#a0a0a0" stroked="f"/>
         </w:pict>
@@ -3112,6 +3524,7 @@
           <w:sz w:val="24"/>
           <w:szCs w:val="24"/>
         </w:rPr>
+        <w:lastRenderedPageBreak/>
         <w:pict>
           <v:rect id="_x0000_i1031" style="width:0;height:1.5pt" o:hralign="center" o:hrstd="t" o:hr="t" fillcolor="#a0a0a0" stroked="f"/>
         </w:pict>
@@ -3400,7 +3813,6 @@
           <w:sz w:val="20"/>
           <w:szCs w:val="20"/>
         </w:rPr>
-        <w:lastRenderedPageBreak/>
         <w:t>git</w:t>
       </w:r>
       <w:proofErr w:type="spellEnd"/>
@@ -3816,6 +4228,7 @@
           <w:sz w:val="24"/>
           <w:szCs w:val="24"/>
         </w:rPr>
+        <w:lastRenderedPageBreak/>
         <w:t>Git</w:t>
       </w:r>
       <w:proofErr w:type="spellEnd"/>
@@ -3923,8 +4336,6 @@
           <w:rFonts w:ascii="Courier New" w:hAnsi="Courier New" w:cs="Courier New"/>
         </w:rPr>
       </w:pPr>
-      <w:bookmarkStart w:id="0" w:name="_GoBack"/>
-      <w:bookmarkEnd w:id="0"/>
     </w:p>
     <w:sectPr>
       <w:pgSz w:w="12240" w:h="15840"/>
@@ -6066,6 +6477,155 @@
     </w:lvl>
   </w:abstractNum>
   <w:abstractNum w:abstractNumId="15" w15:restartNumberingAfterBreak="0">
+    <w:nsid w:val="321E67B9"/>
+    <w:multiLevelType w:val="multilevel"/>
+    <w:tmpl w:val="E566FD80"/>
+    <w:lvl w:ilvl="0">
+      <w:start w:val="1"/>
+      <w:numFmt w:val="bullet"/>
+      <w:lvlText w:val=""/>
+      <w:lvlJc w:val="left"/>
+      <w:pPr>
+        <w:tabs>
+          <w:tab w:val="num" w:pos="720"/>
+        </w:tabs>
+        <w:ind w:left="720" w:hanging="360"/>
+      </w:pPr>
+      <w:rPr>
+        <w:rFonts w:ascii="Symbol" w:hAnsi="Symbol" w:hint="default"/>
+        <w:sz w:val="20"/>
+      </w:rPr>
+    </w:lvl>
+    <w:lvl w:ilvl="1" w:tentative="1">
+      <w:start w:val="1"/>
+      <w:numFmt w:val="bullet"/>
+      <w:lvlText w:val="o"/>
+      <w:lvlJc w:val="left"/>
+      <w:pPr>
+        <w:tabs>
+          <w:tab w:val="num" w:pos="1440"/>
+        </w:tabs>
+        <w:ind w:left="1440" w:hanging="360"/>
+      </w:pPr>
+      <w:rPr>
+        <w:rFonts w:ascii="Courier New" w:hAnsi="Courier New" w:hint="default"/>
+        <w:sz w:val="20"/>
+      </w:rPr>
+    </w:lvl>
+    <w:lvl w:ilvl="2" w:tentative="1">
+      <w:start w:val="1"/>
+      <w:numFmt w:val="bullet"/>
+      <w:lvlText w:val=""/>
+      <w:lvlJc w:val="left"/>
+      <w:pPr>
+        <w:tabs>
+          <w:tab w:val="num" w:pos="2160"/>
+        </w:tabs>
+        <w:ind w:left="2160" w:hanging="360"/>
+      </w:pPr>
+      <w:rPr>
+        <w:rFonts w:ascii="Wingdings" w:hAnsi="Wingdings" w:hint="default"/>
+        <w:sz w:val="20"/>
+      </w:rPr>
+    </w:lvl>
+    <w:lvl w:ilvl="3" w:tentative="1">
+      <w:start w:val="1"/>
+      <w:numFmt w:val="bullet"/>
+      <w:lvlText w:val=""/>
+      <w:lvlJc w:val="left"/>
+      <w:pPr>
+        <w:tabs>
+          <w:tab w:val="num" w:pos="2880"/>
+        </w:tabs>
+        <w:ind w:left="2880" w:hanging="360"/>
+      </w:pPr>
+      <w:rPr>
+        <w:rFonts w:ascii="Wingdings" w:hAnsi="Wingdings" w:hint="default"/>
+        <w:sz w:val="20"/>
+      </w:rPr>
+    </w:lvl>
+    <w:lvl w:ilvl="4" w:tentative="1">
+      <w:start w:val="1"/>
+      <w:numFmt w:val="bullet"/>
+      <w:lvlText w:val=""/>
+      <w:lvlJc w:val="left"/>
+      <w:pPr>
+        <w:tabs>
+          <w:tab w:val="num" w:pos="3600"/>
+        </w:tabs>
+        <w:ind w:left="3600" w:hanging="360"/>
+      </w:pPr>
+      <w:rPr>
+        <w:rFonts w:ascii="Wingdings" w:hAnsi="Wingdings" w:hint="default"/>
+        <w:sz w:val="20"/>
+      </w:rPr>
+    </w:lvl>
+    <w:lvl w:ilvl="5" w:tentative="1">
+      <w:start w:val="1"/>
+      <w:numFmt w:val="bullet"/>
+      <w:lvlText w:val=""/>
+      <w:lvlJc w:val="left"/>
+      <w:pPr>
+        <w:tabs>
+          <w:tab w:val="num" w:pos="4320"/>
+        </w:tabs>
+        <w:ind w:left="4320" w:hanging="360"/>
+      </w:pPr>
+      <w:rPr>
+        <w:rFonts w:ascii="Wingdings" w:hAnsi="Wingdings" w:hint="default"/>
+        <w:sz w:val="20"/>
+      </w:rPr>
+    </w:lvl>
+    <w:lvl w:ilvl="6" w:tentative="1">
+      <w:start w:val="1"/>
+      <w:numFmt w:val="bullet"/>
+      <w:lvlText w:val=""/>
+      <w:lvlJc w:val="left"/>
+      <w:pPr>
+        <w:tabs>
+          <w:tab w:val="num" w:pos="5040"/>
+        </w:tabs>
+        <w:ind w:left="5040" w:hanging="360"/>
+      </w:pPr>
+      <w:rPr>
+        <w:rFonts w:ascii="Wingdings" w:hAnsi="Wingdings" w:hint="default"/>
+        <w:sz w:val="20"/>
+      </w:rPr>
+    </w:lvl>
+    <w:lvl w:ilvl="7" w:tentative="1">
+      <w:start w:val="1"/>
+      <w:numFmt w:val="bullet"/>
+      <w:lvlText w:val=""/>
+      <w:lvlJc w:val="left"/>
+      <w:pPr>
+        <w:tabs>
+          <w:tab w:val="num" w:pos="5760"/>
+        </w:tabs>
+        <w:ind w:left="5760" w:hanging="360"/>
+      </w:pPr>
+      <w:rPr>
+        <w:rFonts w:ascii="Wingdings" w:hAnsi="Wingdings" w:hint="default"/>
+        <w:sz w:val="20"/>
+      </w:rPr>
+    </w:lvl>
+    <w:lvl w:ilvl="8" w:tentative="1">
+      <w:start w:val="1"/>
+      <w:numFmt w:val="bullet"/>
+      <w:lvlText w:val=""/>
+      <w:lvlJc w:val="left"/>
+      <w:pPr>
+        <w:tabs>
+          <w:tab w:val="num" w:pos="6480"/>
+        </w:tabs>
+        <w:ind w:left="6480" w:hanging="360"/>
+      </w:pPr>
+      <w:rPr>
+        <w:rFonts w:ascii="Wingdings" w:hAnsi="Wingdings" w:hint="default"/>
+        <w:sz w:val="20"/>
+      </w:rPr>
+    </w:lvl>
+  </w:abstractNum>
+  <w:abstractNum w:abstractNumId="16" w15:restartNumberingAfterBreak="0">
     <w:nsid w:val="347D530B"/>
     <w:multiLevelType w:val="multilevel"/>
     <w:tmpl w:val="223A8A2E"/>
@@ -6214,7 +6774,7 @@
       </w:rPr>
     </w:lvl>
   </w:abstractNum>
-  <w:abstractNum w:abstractNumId="16" w15:restartNumberingAfterBreak="0">
+  <w:abstractNum w:abstractNumId="17" w15:restartNumberingAfterBreak="0">
     <w:nsid w:val="3BCC3E95"/>
     <w:multiLevelType w:val="multilevel"/>
     <w:tmpl w:val="4328D040"/>
@@ -6363,7 +6923,7 @@
       </w:rPr>
     </w:lvl>
   </w:abstractNum>
-  <w:abstractNum w:abstractNumId="17" w15:restartNumberingAfterBreak="0">
+  <w:abstractNum w:abstractNumId="18" w15:restartNumberingAfterBreak="0">
     <w:nsid w:val="3F6D7FE4"/>
     <w:multiLevelType w:val="multilevel"/>
     <w:tmpl w:val="3CA04F86"/>
@@ -6512,7 +7072,7 @@
       </w:rPr>
     </w:lvl>
   </w:abstractNum>
-  <w:abstractNum w:abstractNumId="18" w15:restartNumberingAfterBreak="0">
+  <w:abstractNum w:abstractNumId="19" w15:restartNumberingAfterBreak="0">
     <w:nsid w:val="446F260D"/>
     <w:multiLevelType w:val="multilevel"/>
     <w:tmpl w:val="EF866ED8"/>
@@ -6625,7 +7185,7 @@
       </w:pPr>
     </w:lvl>
   </w:abstractNum>
-  <w:abstractNum w:abstractNumId="19" w15:restartNumberingAfterBreak="0">
+  <w:abstractNum w:abstractNumId="20" w15:restartNumberingAfterBreak="0">
     <w:nsid w:val="456D2758"/>
     <w:multiLevelType w:val="multilevel"/>
     <w:tmpl w:val="476A3FDC"/>
@@ -6738,7 +7298,7 @@
       </w:pPr>
     </w:lvl>
   </w:abstractNum>
-  <w:abstractNum w:abstractNumId="20" w15:restartNumberingAfterBreak="0">
+  <w:abstractNum w:abstractNumId="21" w15:restartNumberingAfterBreak="0">
     <w:nsid w:val="457F66AE"/>
     <w:multiLevelType w:val="multilevel"/>
     <w:tmpl w:val="BC9E8514"/>
@@ -6887,7 +7447,7 @@
       </w:rPr>
     </w:lvl>
   </w:abstractNum>
-  <w:abstractNum w:abstractNumId="21" w15:restartNumberingAfterBreak="0">
+  <w:abstractNum w:abstractNumId="22" w15:restartNumberingAfterBreak="0">
     <w:nsid w:val="4AF73379"/>
     <w:multiLevelType w:val="multilevel"/>
     <w:tmpl w:val="BCAA73B4"/>
@@ -7036,7 +7596,7 @@
       </w:rPr>
     </w:lvl>
   </w:abstractNum>
-  <w:abstractNum w:abstractNumId="22" w15:restartNumberingAfterBreak="0">
+  <w:abstractNum w:abstractNumId="23" w15:restartNumberingAfterBreak="0">
     <w:nsid w:val="4C360321"/>
     <w:multiLevelType w:val="multilevel"/>
     <w:tmpl w:val="8E746112"/>
@@ -7185,7 +7745,7 @@
       </w:rPr>
     </w:lvl>
   </w:abstractNum>
-  <w:abstractNum w:abstractNumId="23" w15:restartNumberingAfterBreak="0">
+  <w:abstractNum w:abstractNumId="24" w15:restartNumberingAfterBreak="0">
     <w:nsid w:val="54E06A8A"/>
     <w:multiLevelType w:val="multilevel"/>
     <w:tmpl w:val="0F2A2EE6"/>
@@ -7334,7 +7894,7 @@
       </w:rPr>
     </w:lvl>
   </w:abstractNum>
-  <w:abstractNum w:abstractNumId="24" w15:restartNumberingAfterBreak="0">
+  <w:abstractNum w:abstractNumId="25" w15:restartNumberingAfterBreak="0">
     <w:nsid w:val="58B966FF"/>
     <w:multiLevelType w:val="multilevel"/>
     <w:tmpl w:val="082E48C8"/>
@@ -7483,7 +8043,7 @@
       </w:rPr>
     </w:lvl>
   </w:abstractNum>
-  <w:abstractNum w:abstractNumId="25" w15:restartNumberingAfterBreak="0">
+  <w:abstractNum w:abstractNumId="26" w15:restartNumberingAfterBreak="0">
     <w:nsid w:val="5A622EC4"/>
     <w:multiLevelType w:val="multilevel"/>
     <w:tmpl w:val="BBE4CD9A"/>
@@ -7632,7 +8192,7 @@
       </w:rPr>
     </w:lvl>
   </w:abstractNum>
-  <w:abstractNum w:abstractNumId="26" w15:restartNumberingAfterBreak="0">
+  <w:abstractNum w:abstractNumId="27" w15:restartNumberingAfterBreak="0">
     <w:nsid w:val="5AE95BFE"/>
     <w:multiLevelType w:val="multilevel"/>
     <w:tmpl w:val="B5E803FC"/>
@@ -7745,7 +8305,7 @@
       </w:pPr>
     </w:lvl>
   </w:abstractNum>
-  <w:abstractNum w:abstractNumId="27" w15:restartNumberingAfterBreak="0">
+  <w:abstractNum w:abstractNumId="28" w15:restartNumberingAfterBreak="0">
     <w:nsid w:val="5E912278"/>
     <w:multiLevelType w:val="multilevel"/>
     <w:tmpl w:val="FBFCBF72"/>
@@ -7894,7 +8454,7 @@
       </w:rPr>
     </w:lvl>
   </w:abstractNum>
-  <w:abstractNum w:abstractNumId="28" w15:restartNumberingAfterBreak="0">
+  <w:abstractNum w:abstractNumId="29" w15:restartNumberingAfterBreak="0">
     <w:nsid w:val="5F1561B4"/>
     <w:multiLevelType w:val="multilevel"/>
     <w:tmpl w:val="0F9AE6A2"/>
@@ -8043,7 +8603,7 @@
       </w:rPr>
     </w:lvl>
   </w:abstractNum>
-  <w:abstractNum w:abstractNumId="29" w15:restartNumberingAfterBreak="0">
+  <w:abstractNum w:abstractNumId="30" w15:restartNumberingAfterBreak="0">
     <w:nsid w:val="6D911F77"/>
     <w:multiLevelType w:val="multilevel"/>
     <w:tmpl w:val="A5FC5488"/>
@@ -8192,7 +8752,7 @@
       </w:rPr>
     </w:lvl>
   </w:abstractNum>
-  <w:abstractNum w:abstractNumId="30" w15:restartNumberingAfterBreak="0">
+  <w:abstractNum w:abstractNumId="31" w15:restartNumberingAfterBreak="0">
     <w:nsid w:val="6DA23067"/>
     <w:multiLevelType w:val="multilevel"/>
     <w:tmpl w:val="24A4F550"/>
@@ -8341,7 +8901,7 @@
       </w:rPr>
     </w:lvl>
   </w:abstractNum>
-  <w:abstractNum w:abstractNumId="31" w15:restartNumberingAfterBreak="0">
+  <w:abstractNum w:abstractNumId="32" w15:restartNumberingAfterBreak="0">
     <w:nsid w:val="6DFA58F8"/>
     <w:multiLevelType w:val="multilevel"/>
     <w:tmpl w:val="C9B0EFE6"/>
@@ -8490,7 +9050,7 @@
       </w:rPr>
     </w:lvl>
   </w:abstractNum>
-  <w:abstractNum w:abstractNumId="32" w15:restartNumberingAfterBreak="0">
+  <w:abstractNum w:abstractNumId="33" w15:restartNumberingAfterBreak="0">
     <w:nsid w:val="73F960B4"/>
     <w:multiLevelType w:val="multilevel"/>
     <w:tmpl w:val="5C20A928"/>
@@ -8639,7 +9199,7 @@
       </w:rPr>
     </w:lvl>
   </w:abstractNum>
-  <w:abstractNum w:abstractNumId="33" w15:restartNumberingAfterBreak="0">
+  <w:abstractNum w:abstractNumId="34" w15:restartNumberingAfterBreak="0">
     <w:nsid w:val="79E81D38"/>
     <w:multiLevelType w:val="multilevel"/>
     <w:tmpl w:val="29BA43FA"/>
@@ -8788,7 +9348,7 @@
       </w:rPr>
     </w:lvl>
   </w:abstractNum>
-  <w:abstractNum w:abstractNumId="34" w15:restartNumberingAfterBreak="0">
+  <w:abstractNum w:abstractNumId="35" w15:restartNumberingAfterBreak="0">
     <w:nsid w:val="7E1C47D4"/>
     <w:multiLevelType w:val="multilevel"/>
     <w:tmpl w:val="C296863A"/>
@@ -8937,7 +9497,7 @@
       </w:rPr>
     </w:lvl>
   </w:abstractNum>
-  <w:abstractNum w:abstractNumId="35" w15:restartNumberingAfterBreak="0">
+  <w:abstractNum w:abstractNumId="36" w15:restartNumberingAfterBreak="0">
     <w:nsid w:val="7E3E52C2"/>
     <w:multiLevelType w:val="multilevel"/>
     <w:tmpl w:val="46FC7EC4"/>
@@ -9087,7 +9647,7 @@
     </w:lvl>
   </w:abstractNum>
   <w:num w:numId="1">
-    <w:abstractNumId w:val="22"/>
+    <w:abstractNumId w:val="23"/>
   </w:num>
   <w:num w:numId="2">
     <w:abstractNumId w:val="6"/>
@@ -9099,13 +9659,13 @@
     <w:abstractNumId w:val="11"/>
   </w:num>
   <w:num w:numId="5">
-    <w:abstractNumId w:val="34"/>
+    <w:abstractNumId w:val="35"/>
   </w:num>
   <w:num w:numId="6">
-    <w:abstractNumId w:val="31"/>
+    <w:abstractNumId w:val="32"/>
   </w:num>
   <w:num w:numId="7">
-    <w:abstractNumId w:val="33"/>
+    <w:abstractNumId w:val="34"/>
   </w:num>
   <w:num w:numId="8">
     <w:abstractNumId w:val="2"/>
@@ -9114,43 +9674,43 @@
     <w:abstractNumId w:val="3"/>
   </w:num>
   <w:num w:numId="10">
-    <w:abstractNumId w:val="26"/>
+    <w:abstractNumId w:val="27"/>
   </w:num>
   <w:num w:numId="11">
     <w:abstractNumId w:val="13"/>
   </w:num>
   <w:num w:numId="12">
-    <w:abstractNumId w:val="18"/>
+    <w:abstractNumId w:val="19"/>
   </w:num>
   <w:num w:numId="13">
-    <w:abstractNumId w:val="19"/>
+    <w:abstractNumId w:val="20"/>
   </w:num>
   <w:num w:numId="14">
     <w:abstractNumId w:val="4"/>
   </w:num>
   <w:num w:numId="15">
-    <w:abstractNumId w:val="29"/>
+    <w:abstractNumId w:val="30"/>
   </w:num>
   <w:num w:numId="16">
     <w:abstractNumId w:val="10"/>
   </w:num>
   <w:num w:numId="17">
+    <w:abstractNumId w:val="29"/>
+  </w:num>
+  <w:num w:numId="18">
     <w:abstractNumId w:val="28"/>
   </w:num>
-  <w:num w:numId="18">
-    <w:abstractNumId w:val="27"/>
-  </w:num>
   <w:num w:numId="19">
-    <w:abstractNumId w:val="24"/>
+    <w:abstractNumId w:val="25"/>
   </w:num>
   <w:num w:numId="20">
-    <w:abstractNumId w:val="25"/>
+    <w:abstractNumId w:val="26"/>
   </w:num>
   <w:num w:numId="21">
-    <w:abstractNumId w:val="20"/>
+    <w:abstractNumId w:val="21"/>
   </w:num>
   <w:num w:numId="22">
-    <w:abstractNumId w:val="35"/>
+    <w:abstractNumId w:val="36"/>
   </w:num>
   <w:num w:numId="23">
     <w:abstractNumId w:val="14"/>
@@ -9162,16 +9722,16 @@
     <w:abstractNumId w:val="7"/>
   </w:num>
   <w:num w:numId="26">
+    <w:abstractNumId w:val="18"/>
+  </w:num>
+  <w:num w:numId="27">
     <w:abstractNumId w:val="17"/>
   </w:num>
-  <w:num w:numId="27">
-    <w:abstractNumId w:val="16"/>
-  </w:num>
   <w:num w:numId="28">
-    <w:abstractNumId w:val="21"/>
+    <w:abstractNumId w:val="22"/>
   </w:num>
   <w:num w:numId="29">
-    <w:abstractNumId w:val="23"/>
+    <w:abstractNumId w:val="24"/>
   </w:num>
   <w:num w:numId="30">
     <w:abstractNumId w:val="1"/>
@@ -9186,13 +9746,16 @@
     <w:abstractNumId w:val="8"/>
   </w:num>
   <w:num w:numId="34">
-    <w:abstractNumId w:val="15"/>
+    <w:abstractNumId w:val="16"/>
   </w:num>
   <w:num w:numId="35">
-    <w:abstractNumId w:val="32"/>
+    <w:abstractNumId w:val="33"/>
   </w:num>
   <w:num w:numId="36">
-    <w:abstractNumId w:val="30"/>
+    <w:abstractNumId w:val="31"/>
+  </w:num>
+  <w:num w:numId="37">
+    <w:abstractNumId w:val="15"/>
   </w:num>
 </w:numbering>
 </file>
